--- a/DiGenova_API_Practice.docx
+++ b/DiGenova_API_Practice.docx
@@ -1,98 +1,322 @@
 
 <file path=word/document.xml><?xml version="1.0" encoding="utf-8"?>
-<w:document xmlns:w="http://schemas.openxmlformats.org/wordprocessingml/2006/main">
+<w:document xmlns:w="http://schemas.openxmlformats.org/wordprocessingml/2006/main" xmlns:r="http://schemas.openxmlformats.org/officeDocument/2006/relationships" xmlns:wp="http://schemas.openxmlformats.org/drawingml/2006/wordprocessingDrawing" xmlns:a="http://schemas.openxmlformats.org/drawingml/2006/main" xmlns:pic="http://schemas.openxmlformats.org/drawingml/2006/picture">
   <w:body>
     <w:p>
       <w:pPr>
-        <w:pStyle w:val="Title"/>
-      </w:pPr>
-      <w:r>
+        <w:jc w:val="center"/>
+        <w:spacing w:after="180"/>
+      </w:pPr>
+      <w:r>
+        <w:rPr>
+          <w:rFonts w:ascii="Aptos Display" w:hAnsi="Aptos Display"/>
+          <w:b/>
+          <w:sz w:val="36"/>
+          <w:color w:val="173B35"/>
+        </w:rPr>
         <w:t xml:space="preserve">Task Manager REST API Practice</w:t>
       </w:r>
     </w:p>
     <w:p>
       <w:pPr>
-        <w:pStyle w:val="Subtitle"/>
-      </w:pPr>
-      <w:r>
+        <w:jc w:val="center"/>
+        <w:spacing w:after="360"/>
+      </w:pPr>
+      <w:r>
+        <w:rPr>
+          <w:rFonts w:ascii="Aptos" w:hAnsi="Aptos"/>
+          <w:sz w:val="22"/>
+          <w:color w:val="687A75"/>
+        </w:rPr>
+        <w:t xml:space="preserve">Anthony | Assignment Screenshots and Reflection Answers</w:t>
+      </w:r>
+    </w:p>
+    <w:p>
+      <w:pPr>
+        <w:spacing w:before="240" w:after="100"/>
+      </w:pPr>
+      <w:r>
+        <w:rPr>
+          <w:rFonts w:ascii="Aptos Display" w:hAnsi="Aptos Display"/>
+          <w:b/>
+          <w:sz w:val="28"/>
+          <w:color w:val="187C68"/>
+        </w:rPr>
+        <w:t xml:space="preserve">Screenshot 1: Project files</w:t>
+      </w:r>
+    </w:p>
+    <w:p>
+      <w:pPr>
+        <w:jc w:val="center"/>
+        <w:spacing w:after="180"/>
+      </w:pPr>
+      <w:r>
+        <w:rPr>
+          <w:rFonts w:ascii="Aptos" w:hAnsi="Aptos"/>
+          <w:i/>
+          <w:sz w:val="18"/>
+          <w:color w:val="687A75"/>
+        </w:rPr>
+        <w:t xml:space="preserve">GitHub repository showing the task-manager project files on the main branch.</w:t>
+      </w:r>
+    </w:p>
+    <w:p>
+      <w:pPr>
+        <w:jc w:val="center"/>
+      </w:pPr>
+      <w:r>
+        <w:drawing>
+          <wp:inline distT="0" distB="0" distL="0" distR="0">
+            <wp:extent cx="5943600" cy="3408473"/>
+            <wp:docPr id="1" name="GitHub task manager project files"/>
+            <wp:cNvGraphicFramePr>
+              <a:graphicFrameLocks noChangeAspect="1"/>
+            </wp:cNvGraphicFramePr>
+            <a:graphic>
+              <a:graphicData uri="http://schemas.openxmlformats.org/drawingml/2006/picture">
+                <pic:pic>
+                  <pic:nvPicPr>
+                    <pic:cNvPr id="0" name="GitHub task manager project files"/>
+                    <pic:cNvPicPr>
+                      <a:picLocks noChangeAspect="1"/>
+                    </pic:cNvPicPr>
+                  </pic:nvPicPr>
+                  <pic:blipFill>
+                    <a:blip r:embed="rId2"/>
+                    <a:stretch>
+                      <a:fillRect/>
+                    </a:stretch>
+                  </pic:blipFill>
+                  <pic:spPr>
+                    <a:xfrm>
+                      <a:off x="0" y="0"/>
+                      <a:ext cx="5943600" cy="3408473"/>
+                    </a:xfrm>
+                    <a:prstGeom prst="rect">
+                      <a:avLst/>
+                    </a:prstGeom>
+                  </pic:spPr>
+                </pic:pic>
+              </a:graphicData>
+            </a:graphic>
+          </wp:inline>
+        </w:drawing>
+      </w:r>
+    </w:p>
+    <w:p>
+      <w:pPr>
+        <w:pageBreakBefore/>
+        <w:spacing w:before="240" w:after="100"/>
+      </w:pPr>
+      <w:r>
+        <w:rPr>
+          <w:rFonts w:ascii="Aptos Display" w:hAnsi="Aptos Display"/>
+          <w:b/>
+          <w:sz w:val="28"/>
+          <w:color w:val="187C68"/>
+        </w:rPr>
+        <w:t xml:space="preserve">Screenshot 2: Running task manager</w:t>
+      </w:r>
+    </w:p>
+    <w:p>
+      <w:pPr>
+        <w:jc w:val="center"/>
+        <w:spacing w:after="180"/>
+      </w:pPr>
+      <w:r>
+        <w:rPr>
+          <w:rFonts w:ascii="Aptos" w:hAnsi="Aptos"/>
+          <w:i/>
+          <w:sz w:val="18"/>
+          <w:color w:val="687A75"/>
+        </w:rPr>
+        <w:t xml:space="preserve">Task Manager running in the browser, showing the author name and initial tasks.</w:t>
+      </w:r>
+    </w:p>
+    <w:p>
+      <w:pPr>
+        <w:jc w:val="center"/>
+      </w:pPr>
+      <w:r>
+        <w:drawing>
+          <wp:inline distT="0" distB="0" distL="0" distR="0">
+            <wp:extent cx="5943600" cy="3408473"/>
+            <wp:docPr id="2" name="Task Manager running in browser"/>
+            <wp:cNvGraphicFramePr>
+              <a:graphicFrameLocks noChangeAspect="1"/>
+            </wp:cNvGraphicFramePr>
+            <a:graphic>
+              <a:graphicData uri="http://schemas.openxmlformats.org/drawingml/2006/picture">
+                <pic:pic>
+                  <pic:nvPicPr>
+                    <pic:cNvPr id="0" name="Task Manager running in browser"/>
+                    <pic:cNvPicPr>
+                      <a:picLocks noChangeAspect="1"/>
+                    </pic:cNvPicPr>
+                  </pic:nvPicPr>
+                  <pic:blipFill>
+                    <a:blip r:embed="rId3"/>
+                    <a:stretch>
+                      <a:fillRect/>
+                    </a:stretch>
+                  </pic:blipFill>
+                  <pic:spPr>
+                    <a:xfrm>
+                      <a:off x="0" y="0"/>
+                      <a:ext cx="5943600" cy="3408473"/>
+                    </a:xfrm>
+                    <a:prstGeom prst="rect">
+                      <a:avLst/>
+                    </a:prstGeom>
+                  </pic:spPr>
+                </pic:pic>
+              </a:graphicData>
+            </a:graphic>
+          </wp:inline>
+        </w:drawing>
+      </w:r>
+    </w:p>
+    <w:p>
+      <w:pPr>
+        <w:pageBreakBefore/>
+        <w:spacing w:before="240" w:after="100"/>
+      </w:pPr>
+      <w:r>
+        <w:rPr>
+          <w:rFonts w:ascii="Aptos Display" w:hAnsi="Aptos Display"/>
+          <w:b/>
+          <w:sz w:val="28"/>
+          <w:color w:val="187C68"/>
+        </w:rPr>
         <w:t xml:space="preserve">Reflection Questions and Answers</w:t>
       </w:r>
     </w:p>
     <w:p>
       <w:pPr>
-        <w:pStyle w:val="Heading1"/>
-      </w:pPr>
-      <w:r>
+        <w:spacing w:before="240" w:after="100"/>
+      </w:pPr>
+      <w:r>
+        <w:rPr>
+          <w:rFonts w:ascii="Aptos Display" w:hAnsi="Aptos Display"/>
+          <w:b/>
+          <w:sz w:val="28"/>
+          <w:color w:val="187C68"/>
+        </w:rPr>
         <w:t xml:space="preserve">Question 1</w:t>
       </w:r>
     </w:p>
     <w:p>
       <w:pPr>
-        <w:pStyle w:val="Normal"/>
-      </w:pPr>
-      <w:r>
+        <w:spacing w:before="80" w:after="80"/>
+      </w:pPr>
+      <w:r>
+        <w:rPr>
+          <w:rFonts w:ascii="Aptos" w:hAnsi="Aptos"/>
+          <w:i/>
+          <w:sz w:val="21"/>
+          <w:color w:val="53645F"/>
+        </w:rPr>
         <w:t xml:space="preserve">What is the primary difference between how data is managed on the frontend (browser) versus the backend (Express server) in this specific project?</w:t>
       </w:r>
     </w:p>
     <w:p>
       <w:pPr>
-        <w:pStyle w:val="Normal"/>
-      </w:pPr>
-      <w:r>
+        <w:spacing w:after="240"/>
+      </w:pPr>
+      <w:r>
+        <w:rPr>
+          <w:rFonts w:ascii="Aptos" w:hAnsi="Aptos"/>
+          <w:sz w:val="22"/>
+          <w:color w:val="263C38"/>
+        </w:rPr>
         <w:t xml:space="preserve">Answer: The frontend displays tasks and sends requests to the API, but it does not own or permanently store the task data. The Express backend manages the tasks in a server-side JavaScript array, validates changes, and returns the current data to the browser as JSON.</w:t>
       </w:r>
     </w:p>
     <w:p>
       <w:pPr>
-        <w:pStyle w:val="Heading1"/>
-      </w:pPr>
-      <w:r>
+        <w:spacing w:before="240" w:after="100"/>
+      </w:pPr>
+      <w:r>
+        <w:rPr>
+          <w:rFonts w:ascii="Aptos Display" w:hAnsi="Aptos Display"/>
+          <w:b/>
+          <w:sz w:val="28"/>
+          <w:color w:val="187C68"/>
+        </w:rPr>
         <w:t xml:space="preserve">Question 2</w:t>
       </w:r>
     </w:p>
     <w:p>
       <w:pPr>
-        <w:pStyle w:val="Normal"/>
-      </w:pPr>
-      <w:r>
+        <w:spacing w:before="80" w:after="80"/>
+      </w:pPr>
+      <w:r>
+        <w:rPr>
+          <w:rFonts w:ascii="Aptos" w:hAnsi="Aptos"/>
+          <w:i/>
+          <w:sz w:val="21"/>
+          <w:color w:val="53645F"/>
+        </w:rPr>
         <w:t xml:space="preserve">Why do we use a relative URL path like const API_URL = '/api/tasks'; in the frontend code instead of a hardcoded absolute address like http://localhost:3000/api/tasks?</w:t>
       </w:r>
     </w:p>
     <w:p>
       <w:pPr>
-        <w:pStyle w:val="Normal"/>
-      </w:pPr>
-      <w:r>
+        <w:spacing w:after="240"/>
+      </w:pPr>
+      <w:r>
+        <w:rPr>
+          <w:rFonts w:ascii="Aptos" w:hAnsi="Aptos"/>
+          <w:sz w:val="22"/>
+          <w:color w:val="263C38"/>
+        </w:rPr>
         <w:t xml:space="preserve">Answer: A relative URL sends the request to the same host and port that served the page. This makes the app work on localhost, GitHub Codespaces, and other hosting environments without changing the frontend code to match a different hostname or port.</w:t>
       </w:r>
     </w:p>
     <w:p>
       <w:pPr>
-        <w:pStyle w:val="Heading1"/>
-      </w:pPr>
-      <w:r>
+        <w:spacing w:before="240" w:after="100"/>
+      </w:pPr>
+      <w:r>
+        <w:rPr>
+          <w:rFonts w:ascii="Aptos Display" w:hAnsi="Aptos Display"/>
+          <w:b/>
+          <w:sz w:val="28"/>
+          <w:color w:val="187C68"/>
+        </w:rPr>
         <w:t xml:space="preserve">Question 3</w:t>
       </w:r>
     </w:p>
     <w:p>
       <w:pPr>
-        <w:pStyle w:val="Normal"/>
-      </w:pPr>
-      <w:r>
+        <w:spacing w:before="80" w:after="80"/>
+      </w:pPr>
+      <w:r>
+        <w:rPr>
+          <w:rFonts w:ascii="Aptos" w:hAnsi="Aptos"/>
+          <w:i/>
+          <w:sz w:val="21"/>
+          <w:color w:val="53645F"/>
+        </w:rPr>
         <w:t xml:space="preserve">If a student closes their browser tab or restarts their GitHub Codespaces environment, what will happen to the tasks (to the data) they added to the task manager, and why?</w:t>
       </w:r>
     </w:p>
     <w:p>
       <w:pPr>
-        <w:pStyle w:val="Normal"/>
-      </w:pPr>
-      <w:r>
+        <w:spacing w:after="240"/>
+      </w:pPr>
+      <w:r>
+        <w:rPr>
+          <w:rFonts w:ascii="Aptos" w:hAnsi="Aptos"/>
+          <w:sz w:val="22"/>
+          <w:color w:val="263C38"/>
+        </w:rPr>
         <w:t xml:space="preserve">Answer: Closing the browser tab alone does not delete the tasks while the server is still running, because the task array is stored by the server. If the server restarts, including when Codespaces stops and restarts the app, user-added tasks are lost and only the initial sample tasks return. The app stores tasks in memory and does not save them to a database or file.</w:t>
       </w:r>
     </w:p>
     <w:sectPr>
       <w:pgSz w:w="12240" w:h="15840"/>
-      <w:pgMar w:top="1440" w:right="1440" w:bottom="1440" w:left="1440"/>
+      <w:pgMar w:top="1080" w:right="1080" w:bottom="1080" w:left="1080"/>
     </w:sectPr>
   </w:body>
 </w:document>
